--- a/tillsyn/A 37143-2026 tillsynsbegäran.docx
+++ b/tillsyn/A 37143-2026 tillsynsbegäran.docx
@@ -247,7 +247,7 @@
     <w:r>
       <w:tab/>
       <w:tab/>
-      <w:t>2026-09-14</w:t>
+      <w:t>2026-09-15</w:t>
       <w:br/>
       <w:br/>
     </w:r>

--- a/tillsyn/A 37143-2026 tillsynsbegäran.docx
+++ b/tillsyn/A 37143-2026 tillsynsbegäran.docx
@@ -247,7 +247,7 @@
     <w:r>
       <w:tab/>
       <w:tab/>
-      <w:t>2026-09-15</w:t>
+      <w:t>2026-09-16</w:t>
       <w:br/>
       <w:br/>
     </w:r>

--- a/tillsyn/A 37143-2026 tillsynsbegäran.docx
+++ b/tillsyn/A 37143-2026 tillsynsbegäran.docx
@@ -247,7 +247,7 @@
     <w:r>
       <w:tab/>
       <w:tab/>
-      <w:t>2026-09-16</w:t>
+      <w:t>2026-09-17</w:t>
       <w:br/>
       <w:br/>
     </w:r>

--- a/tillsyn/A 37143-2026 tillsynsbegäran.docx
+++ b/tillsyn/A 37143-2026 tillsynsbegäran.docx
@@ -247,7 +247,7 @@
     <w:r>
       <w:tab/>
       <w:tab/>
-      <w:t>2026-09-17</w:t>
+      <w:t>2026-09-18</w:t>
       <w:br/>
       <w:br/>
     </w:r>

--- a/tillsyn/A 37143-2026 tillsynsbegäran.docx
+++ b/tillsyn/A 37143-2026 tillsynsbegäran.docx
@@ -247,7 +247,7 @@
     <w:r>
       <w:tab/>
       <w:tab/>
-      <w:t>2026-09-18</w:t>
+      <w:t>2026-09-19</w:t>
       <w:br/>
       <w:br/>
     </w:r>

--- a/tillsyn/A 37143-2026 tillsynsbegäran.docx
+++ b/tillsyn/A 37143-2026 tillsynsbegäran.docx
@@ -247,7 +247,7 @@
     <w:r>
       <w:tab/>
       <w:tab/>
-      <w:t>2026-09-19</w:t>
+      <w:t>2026-09-21</w:t>
       <w:br/>
       <w:br/>
     </w:r>

--- a/tillsyn/A 37143-2026 tillsynsbegäran.docx
+++ b/tillsyn/A 37143-2026 tillsynsbegäran.docx
@@ -247,7 +247,7 @@
     <w:r>
       <w:tab/>
       <w:tab/>
-      <w:t>2026-09-21</w:t>
+      <w:t>2026-09-23</w:t>
       <w:br/>
       <w:br/>
     </w:r>

--- a/tillsyn/A 37143-2026 tillsynsbegäran.docx
+++ b/tillsyn/A 37143-2026 tillsynsbegäran.docx
@@ -247,7 +247,7 @@
     <w:r>
       <w:tab/>
       <w:tab/>
-      <w:t>2026-09-23</w:t>
+      <w:t>2026-09-24</w:t>
       <w:br/>
       <w:br/>
     </w:r>

--- a/tillsyn/A 37143-2026 tillsynsbegäran.docx
+++ b/tillsyn/A 37143-2026 tillsynsbegäran.docx
@@ -247,7 +247,7 @@
     <w:r>
       <w:tab/>
       <w:tab/>
-      <w:t>2026-09-24</w:t>
+      <w:t>2026-09-25</w:t>
       <w:br/>
       <w:br/>
     </w:r>

--- a/tillsyn/A 37143-2026 tillsynsbegäran.docx
+++ b/tillsyn/A 37143-2026 tillsynsbegäran.docx
@@ -247,7 +247,7 @@
     <w:r>
       <w:tab/>
       <w:tab/>
-      <w:t>2026-09-25</w:t>
+      <w:t>2026-09-26</w:t>
       <w:br/>
       <w:br/>
     </w:r>

--- a/tillsyn/A 37143-2026 tillsynsbegäran.docx
+++ b/tillsyn/A 37143-2026 tillsynsbegäran.docx
@@ -247,7 +247,7 @@
     <w:r>
       <w:tab/>
       <w:tab/>
-      <w:t>2026-09-26</w:t>
+      <w:t>2026-09-27</w:t>
       <w:br/>
       <w:br/>
     </w:r>

--- a/tillsyn/A 37143-2026 tillsynsbegäran.docx
+++ b/tillsyn/A 37143-2026 tillsynsbegäran.docx
@@ -247,7 +247,7 @@
     <w:r>
       <w:tab/>
       <w:tab/>
-      <w:t>2026-09-27</w:t>
+      <w:t>2026-09-28</w:t>
       <w:br/>
       <w:br/>
     </w:r>

--- a/tillsyn/A 37143-2026 tillsynsbegäran.docx
+++ b/tillsyn/A 37143-2026 tillsynsbegäran.docx
@@ -247,7 +247,7 @@
     <w:r>
       <w:tab/>
       <w:tab/>
-      <w:t>2026-09-28</w:t>
+      <w:t>2026-09-29</w:t>
       <w:br/>
       <w:br/>
     </w:r>

--- a/tillsyn/A 37143-2026 tillsynsbegäran.docx
+++ b/tillsyn/A 37143-2026 tillsynsbegäran.docx
@@ -247,7 +247,7 @@
     <w:r>
       <w:tab/>
       <w:tab/>
-      <w:t>2026-09-29</w:t>
+      <w:t>2026-09-30</w:t>
       <w:br/>
       <w:br/>
     </w:r>

--- a/tillsyn/A 37143-2026 tillsynsbegäran.docx
+++ b/tillsyn/A 37143-2026 tillsynsbegäran.docx
@@ -247,7 +247,7 @@
     <w:r>
       <w:tab/>
       <w:tab/>
-      <w:t>2026-09-30</w:t>
+      <w:t>2026-10-01</w:t>
       <w:br/>
       <w:br/>
     </w:r>

--- a/tillsyn/A 37143-2026 tillsynsbegäran.docx
+++ b/tillsyn/A 37143-2026 tillsynsbegäran.docx
@@ -247,7 +247,7 @@
     <w:r>
       <w:tab/>
       <w:tab/>
-      <w:t>2026-10-01</w:t>
+      <w:t>2026-10-02</w:t>
       <w:br/>
       <w:br/>
     </w:r>

--- a/tillsyn/A 37143-2026 tillsynsbegäran.docx
+++ b/tillsyn/A 37143-2026 tillsynsbegäran.docx
@@ -247,7 +247,7 @@
     <w:r>
       <w:tab/>
       <w:tab/>
-      <w:t>2026-10-02</w:t>
+      <w:t>2026-10-03</w:t>
       <w:br/>
       <w:br/>
     </w:r>

--- a/tillsyn/A 37143-2026 tillsynsbegäran.docx
+++ b/tillsyn/A 37143-2026 tillsynsbegäran.docx
@@ -247,7 +247,7 @@
     <w:r>
       <w:tab/>
       <w:tab/>
-      <w:t>2026-10-03</w:t>
+      <w:t>2026-10-04</w:t>
       <w:br/>
       <w:br/>
     </w:r>

--- a/tillsyn/A 37143-2026 tillsynsbegäran.docx
+++ b/tillsyn/A 37143-2026 tillsynsbegäran.docx
@@ -247,7 +247,7 @@
     <w:r>
       <w:tab/>
       <w:tab/>
-      <w:t>2026-10-04</w:t>
+      <w:t>2026-10-05</w:t>
       <w:br/>
       <w:br/>
     </w:r>

--- a/tillsyn/A 37143-2026 tillsynsbegäran.docx
+++ b/tillsyn/A 37143-2026 tillsynsbegäran.docx
@@ -247,7 +247,7 @@
     <w:r>
       <w:tab/>
       <w:tab/>
-      <w:t>2026-10-05</w:t>
+      <w:t>2026-10-06</w:t>
       <w:br/>
       <w:br/>
     </w:r>

--- a/tillsyn/A 37143-2026 tillsynsbegäran.docx
+++ b/tillsyn/A 37143-2026 tillsynsbegäran.docx
@@ -247,7 +247,7 @@
     <w:r>
       <w:tab/>
       <w:tab/>
-      <w:t>2026-10-06</w:t>
+      <w:t>2026-10-07</w:t>
       <w:br/>
       <w:br/>
     </w:r>

--- a/tillsyn/A 37143-2026 tillsynsbegäran.docx
+++ b/tillsyn/A 37143-2026 tillsynsbegäran.docx
@@ -247,7 +247,7 @@
     <w:r>
       <w:tab/>
       <w:tab/>
-      <w:t>2026-10-07</w:t>
+      <w:t>2026-10-08</w:t>
       <w:br/>
       <w:br/>
     </w:r>

--- a/tillsyn/A 37143-2026 tillsynsbegäran.docx
+++ b/tillsyn/A 37143-2026 tillsynsbegäran.docx
@@ -247,7 +247,7 @@
     <w:r>
       <w:tab/>
       <w:tab/>
-      <w:t>2026-10-08</w:t>
+      <w:t>2026-10-09</w:t>
       <w:br/>
       <w:br/>
     </w:r>

--- a/tillsyn/A 37143-2026 tillsynsbegäran.docx
+++ b/tillsyn/A 37143-2026 tillsynsbegäran.docx
@@ -247,7 +247,7 @@
     <w:r>
       <w:tab/>
       <w:tab/>
-      <w:t>2026-10-09</w:t>
+      <w:t>2026-10-10</w:t>
       <w:br/>
       <w:br/>
     </w:r>

--- a/tillsyn/A 37143-2026 tillsynsbegäran.docx
+++ b/tillsyn/A 37143-2026 tillsynsbegäran.docx
@@ -247,7 +247,7 @@
     <w:r>
       <w:tab/>
       <w:tab/>
-      <w:t>2026-10-10</w:t>
+      <w:t>2026-10-11</w:t>
       <w:br/>
       <w:br/>
     </w:r>

--- a/tillsyn/A 37143-2026 tillsynsbegäran.docx
+++ b/tillsyn/A 37143-2026 tillsynsbegäran.docx
@@ -247,7 +247,7 @@
     <w:r>
       <w:tab/>
       <w:tab/>
-      <w:t>2026-10-11</w:t>
+      <w:t>2026-10-12</w:t>
       <w:br/>
       <w:br/>
     </w:r>

--- a/tillsyn/A 37143-2026 tillsynsbegäran.docx
+++ b/tillsyn/A 37143-2026 tillsynsbegäran.docx
@@ -247,7 +247,7 @@
     <w:r>
       <w:tab/>
       <w:tab/>
-      <w:t>2026-10-12</w:t>
+      <w:t>2026-10-13</w:t>
       <w:br/>
       <w:br/>
     </w:r>

--- a/tillsyn/A 37143-2026 tillsynsbegäran.docx
+++ b/tillsyn/A 37143-2026 tillsynsbegäran.docx
@@ -247,7 +247,7 @@
     <w:r>
       <w:tab/>
       <w:tab/>
-      <w:t>2026-10-13</w:t>
+      <w:t>2026-10-14</w:t>
       <w:br/>
       <w:br/>
     </w:r>

--- a/tillsyn/A 37143-2026 tillsynsbegäran.docx
+++ b/tillsyn/A 37143-2026 tillsynsbegäran.docx
@@ -247,7 +247,7 @@
     <w:r>
       <w:tab/>
       <w:tab/>
-      <w:t>2026-10-14</w:t>
+      <w:t>2026-10-15</w:t>
       <w:br/>
       <w:br/>
     </w:r>

--- a/tillsyn/A 37143-2026 tillsynsbegäran.docx
+++ b/tillsyn/A 37143-2026 tillsynsbegäran.docx
@@ -247,7 +247,7 @@
     <w:r>
       <w:tab/>
       <w:tab/>
-      <w:t>2026-10-15</w:t>
+      <w:t>2026-10-16</w:t>
       <w:br/>
       <w:br/>
     </w:r>

--- a/tillsyn/A 37143-2026 tillsynsbegäran.docx
+++ b/tillsyn/A 37143-2026 tillsynsbegäran.docx
@@ -60,12 +60,12 @@
         <w:spacing w:after="240"/>
       </w:pPr>
       <w:r>
-        <w:t>Figur 1. Fyndplatser för naturvårdsarter inom 23 meter från avverkningsanmälan. Markörer utan svart kant är placerade på fyndplatsen. Markörer med svart kant är placerade vid sidan av fyndplatsen och har ett svart streck som visar fyndplatsens exakta position. Kartans mittpunktskoordinat är N 6331901, E 465680 i SWEREF 99 TM.</w:t>
+        <w:t>Figur 1. Fyndplatser för naturvårdsarter i och inom 23 meter från avverkningsanmälan. Markörer utan svart kant är placerade på fyndplatsen. Markörer med svart kant är placerade vid sidan av fyndplatsen och har ett svart streck som visar fyndplatsens exakta position. Kartans mittpunktskoordinat är N 6331901, E 465680 i SWEREF 99 TM.</w:t>
       </w:r>
     </w:p>
     <w:p>
       <w:r>
-        <w:t>Inom 23 meter från avverkningsanmälan finns fynd av 2 naturvårdsarter, varav 1 är rödlistad, 1 är typisk (T) och 1 är signalart (S): vedtrappmossa (NT, T) och stor revmossa (S). Se Figur 1.</w:t>
+        <w:t>I och inom 23 meter från avverkningsanmälan finns fynd av 3 naturvårdsarter, varav 1 är rödlistad, 1 är typisk (T) och 2 är signalarter (S): vedtrappmossa (NT, T), stor revmossa (S) och västlig hakmossa (S). Se Figur 1.</w:t>
       </w:r>
     </w:p>
     <w:p>
@@ -247,7 +247,7 @@
     <w:r>
       <w:tab/>
       <w:tab/>
-      <w:t>2026-10-16</w:t>
+      <w:t>2026-10-17</w:t>
       <w:br/>
       <w:br/>
     </w:r>

--- a/tillsyn/A 37143-2026 tillsynsbegäran.docx
+++ b/tillsyn/A 37143-2026 tillsynsbegäran.docx
@@ -247,7 +247,7 @@
     <w:r>
       <w:tab/>
       <w:tab/>
-      <w:t>2026-10-17</w:t>
+      <w:t>2026-10-18</w:t>
       <w:br/>
       <w:br/>
     </w:r>

--- a/tillsyn/A 37143-2026 tillsynsbegäran.docx
+++ b/tillsyn/A 37143-2026 tillsynsbegäran.docx
@@ -247,7 +247,7 @@
     <w:r>
       <w:tab/>
       <w:tab/>
-      <w:t>2026-10-18</w:t>
+      <w:t>2026-10-19</w:t>
       <w:br/>
       <w:br/>
     </w:r>

--- a/tillsyn/A 37143-2026 tillsynsbegäran.docx
+++ b/tillsyn/A 37143-2026 tillsynsbegäran.docx
@@ -247,7 +247,7 @@
     <w:r>
       <w:tab/>
       <w:tab/>
-      <w:t>2026-10-19</w:t>
+      <w:t>2026-10-20</w:t>
       <w:br/>
       <w:br/>
     </w:r>

--- a/tillsyn/A 37143-2026 tillsynsbegäran.docx
+++ b/tillsyn/A 37143-2026 tillsynsbegäran.docx
@@ -247,7 +247,7 @@
     <w:r>
       <w:tab/>
       <w:tab/>
-      <w:t>2026-10-20</w:t>
+      <w:t>2026-10-21</w:t>
       <w:br/>
       <w:br/>
     </w:r>

--- a/tillsyn/A 37143-2026 tillsynsbegäran.docx
+++ b/tillsyn/A 37143-2026 tillsynsbegäran.docx
@@ -247,7 +247,7 @@
     <w:r>
       <w:tab/>
       <w:tab/>
-      <w:t>2026-10-21</w:t>
+      <w:t>2026-10-22</w:t>
       <w:br/>
       <w:br/>
     </w:r>

--- a/tillsyn/A 37143-2026 tillsynsbegäran.docx
+++ b/tillsyn/A 37143-2026 tillsynsbegäran.docx
@@ -247,7 +247,7 @@
     <w:r>
       <w:tab/>
       <w:tab/>
-      <w:t>2026-10-22</w:t>
+      <w:t>2026-10-23</w:t>
       <w:br/>
       <w:br/>
     </w:r>

--- a/tillsyn/A 37143-2026 tillsynsbegäran.docx
+++ b/tillsyn/A 37143-2026 tillsynsbegäran.docx
@@ -247,7 +247,7 @@
     <w:r>
       <w:tab/>
       <w:tab/>
-      <w:t>2026-10-23</w:t>
+      <w:t>2026-10-24</w:t>
       <w:br/>
       <w:br/>
     </w:r>

--- a/tillsyn/A 37143-2026 tillsynsbegäran.docx
+++ b/tillsyn/A 37143-2026 tillsynsbegäran.docx
@@ -247,7 +247,7 @@
     <w:r>
       <w:tab/>
       <w:tab/>
-      <w:t>2026-10-24</w:t>
+      <w:t>2026-10-25</w:t>
       <w:br/>
       <w:br/>
     </w:r>

--- a/tillsyn/A 37143-2026 tillsynsbegäran.docx
+++ b/tillsyn/A 37143-2026 tillsynsbegäran.docx
@@ -247,7 +247,7 @@
     <w:r>
       <w:tab/>
       <w:tab/>
-      <w:t>2026-10-25</w:t>
+      <w:t>2026-10-26</w:t>
       <w:br/>
       <w:br/>
     </w:r>

--- a/tillsyn/A 37143-2026 tillsynsbegäran.docx
+++ b/tillsyn/A 37143-2026 tillsynsbegäran.docx
@@ -247,7 +247,7 @@
     <w:r>
       <w:tab/>
       <w:tab/>
-      <w:t>2026-10-26</w:t>
+      <w:t>2026-10-27</w:t>
       <w:br/>
       <w:br/>
     </w:r>

--- a/tillsyn/A 37143-2026 tillsynsbegäran.docx
+++ b/tillsyn/A 37143-2026 tillsynsbegäran.docx
@@ -247,7 +247,7 @@
     <w:r>
       <w:tab/>
       <w:tab/>
-      <w:t>2026-10-27</w:t>
+      <w:t>2026-10-28</w:t>
       <w:br/>
       <w:br/>
     </w:r>

--- a/tillsyn/A 37143-2026 tillsynsbegäran.docx
+++ b/tillsyn/A 37143-2026 tillsynsbegäran.docx
@@ -247,7 +247,7 @@
     <w:r>
       <w:tab/>
       <w:tab/>
-      <w:t>2026-10-28</w:t>
+      <w:t>2026-10-29</w:t>
       <w:br/>
       <w:br/>
     </w:r>

--- a/tillsyn/A 37143-2026 tillsynsbegäran.docx
+++ b/tillsyn/A 37143-2026 tillsynsbegäran.docx
@@ -247,7 +247,7 @@
     <w:r>
       <w:tab/>
       <w:tab/>
-      <w:t>2026-10-29</w:t>
+      <w:t>2026-10-31</w:t>
       <w:br/>
       <w:br/>
     </w:r>
